--- a/deliverables/松弛状态图编码与学习式Diving_方案设计_最终版.docx
+++ b/deliverables/松弛状态图编码与学习式Diving_方案设计_最终版.docx
@@ -6782,7 +6782,7 @@
     <w:lvl w:ilvl="0" w15:tentative="1">
       <w:start w:val="1"/>
       <w:numFmt w:val="bullet"/>
-      <w:lvlText w:val="•"/>
+      <w:lvlText w:val="-"/>
       <w:lvlJc w:val="left"/>
       <w:pPr>
         <w:ind w:left="480" w:hanging="240"/>

--- a/deliverables/松弛状态图编码与学习式Diving_方案设计_最终版.docx
+++ b/deliverables/松弛状态图编码与学习式Diving_方案设计_最终版.docx
@@ -120,7 +120,7 @@
           <w:sz w:val="21"/>
           <w:szCs w:val="21"/>
         </w:rPr>
-        <w:t xml:space="preserve">本次新做的不学习基线表明：词典序凸松弛加逐步固定（QP diving）在同分布 180 场景上 S = 0.9807、J = 0.2667，相对 SCIP 认证最优的 S Gap 为 0.185%，J Gap 为 1.16%，两项都优于现有 RL 报告值（S = 0.9757、J = 0.2923，非配对）。因此论文必须把 QP diving 作为正式基线，并说明学习方法在何处超过它。</w:t>
+        <w:t xml:space="preserve">本次新做的不学习基线表明：词典序凸松弛加逐步固定（QP diving）在同分布 180 场景上 S = 0.9808、J = 0.2665，相对 SCIP 认证最优的 S Gap 为 0.185%，J Gap 为 1.16%，两项都优于现有 RL 报告值（S = 0.9757、J = 0.2923，非配对）。因此论文必须把 QP diving 作为正式基线，并说明学习方法在何处超过它。</w:t>
       </w:r>
     </w:p>
     <w:p>
@@ -2417,7 +2417,7 @@
                 <w:sz w:val="19"/>
                 <w:szCs w:val="19"/>
               </w:rPr>
-              <w:t xml:space="preserve">0.9807</w:t>
+              <w:t xml:space="preserve">0.9808</w:t>
             </w:r>
           </w:p>
         </w:tc>
@@ -2450,7 +2450,7 @@
                 <w:sz w:val="19"/>
                 <w:szCs w:val="19"/>
               </w:rPr>
-              <w:t xml:space="preserve">0.2667</w:t>
+              <w:t xml:space="preserve">0.2665</w:t>
             </w:r>
           </w:p>
         </w:tc>
